--- a/_docs/how_to_make_github_website.docx
+++ b/_docs/how_to_make_github_website.docx
@@ -11,15 +11,10 @@
       </w:r>
     </w:p>
     <w:p>
-      <w:proofErr w:type="spellStart"/>
-      <w:r>
-        <w:t>Youtube</w:t>
-      </w:r>
-      <w:proofErr w:type="spellEnd"/>
-      <w:r>
-        <w:t xml:space="preserve">: </w:t>
-      </w:r>
-      <w:hyperlink r:id="rId4" w:history="1">
+      <w:r>
+        <w:t xml:space="preserve">Youtube: </w:t>
+      </w:r>
+      <w:hyperlink r:id="rId5" w:history="1">
         <w:r>
           <w:rPr>
             <w:rStyle w:val="Hyperlink"/>
@@ -29,100 +24,39 @@
       </w:hyperlink>
     </w:p>
     <w:p>
-      <w:proofErr w:type="spellStart"/>
-      <w:r>
-        <w:t>Github</w:t>
-      </w:r>
-      <w:proofErr w:type="spellEnd"/>
-      <w:r>
-        <w:t xml:space="preserve">: </w:t>
-      </w:r>
-      <w:hyperlink r:id="rId5" w:history="1">
+      <w:r>
+        <w:t xml:space="preserve">Github: </w:t>
+      </w:r>
+      <w:hyperlink r:id="rId6" w:history="1">
         <w:r>
           <w:rPr>
             <w:rStyle w:val="Hyperlink"/>
           </w:rPr>
-          <w:t xml:space="preserve">GitHub - </w:t>
-        </w:r>
-        <w:proofErr w:type="spellStart"/>
-        <w:r>
-          <w:rPr>
-            <w:rStyle w:val="Hyperlink"/>
-          </w:rPr>
-          <w:t>bedimcode</w:t>
-        </w:r>
-        <w:proofErr w:type="spellEnd"/>
-        <w:r>
-          <w:rPr>
-            <w:rStyle w:val="Hyperlink"/>
-          </w:rPr>
-          <w:t>/responsive-portfolio-website-Alexa: Responsive Portfolio Website Using HTML, CSS &amp; JavaScript</w:t>
+          <w:t>GitHub - bedimcode/responsive-portfolio-website-Alexa: Responsive Portfolio Website Using HTML, CSS &amp; JavaScript</w:t>
         </w:r>
       </w:hyperlink>
     </w:p>
     <w:p>
       <w:r>
-        <w:t xml:space="preserve">Other examples exist, but this provides understanding of basic functionalities of </w:t>
-      </w:r>
-      <w:proofErr w:type="spellStart"/>
-      <w:r>
-        <w:t>Javascript</w:t>
-      </w:r>
-      <w:proofErr w:type="spellEnd"/>
-      <w:r>
-        <w:t>, HTML, and CSS.</w:t>
-      </w:r>
-    </w:p>
-    <w:p>
-      <w:r>
-        <w:t xml:space="preserve">Make sure to </w:t>
-      </w:r>
-      <w:proofErr w:type="gramStart"/>
-      <w:r>
-        <w:t>setup</w:t>
-      </w:r>
-      <w:proofErr w:type="gramEnd"/>
-      <w:r>
-        <w:t xml:space="preserve"> a repository and either copy the </w:t>
-      </w:r>
-      <w:proofErr w:type="spellStart"/>
-      <w:r>
-        <w:t>github</w:t>
-      </w:r>
-      <w:proofErr w:type="spellEnd"/>
-      <w:r>
-        <w:t xml:space="preserve"> contents from a zip file or fork from it. </w:t>
+        <w:t>Other examples exist, but this provides understanding of basic functionalities of Javascript, HTML, and CSS.</w:t>
+      </w:r>
+    </w:p>
+    <w:p>
+      <w:r>
+        <w:t xml:space="preserve">Make sure to setup a repository and either copy the github contents from a zip file or fork from it. </w:t>
       </w:r>
     </w:p>
     <w:p>
       <w:pPr>
         <w:pStyle w:val="Heading1"/>
       </w:pPr>
-      <w:proofErr w:type="spellStart"/>
       <w:r>
         <w:t>VSCode</w:t>
       </w:r>
-      <w:proofErr w:type="spellEnd"/>
-    </w:p>
-    <w:p>
-      <w:r>
-        <w:t xml:space="preserve">Open your </w:t>
-      </w:r>
-      <w:proofErr w:type="spellStart"/>
-      <w:r>
-        <w:t>github</w:t>
-      </w:r>
-      <w:proofErr w:type="spellEnd"/>
-      <w:r>
-        <w:t xml:space="preserve"> repo in </w:t>
-      </w:r>
-      <w:proofErr w:type="spellStart"/>
-      <w:r>
-        <w:t>VSCode</w:t>
-      </w:r>
-      <w:proofErr w:type="spellEnd"/>
-      <w:r>
-        <w:t xml:space="preserve"> and make sure to install the Live Server extension: </w:t>
+    </w:p>
+    <w:p>
+      <w:r>
+        <w:t xml:space="preserve">Open your github repo in VSCode and make sure to install the Live Server extension: </w:t>
       </w:r>
     </w:p>
     <w:p>
@@ -143,7 +77,7 @@
                     <pic:cNvPicPr/>
                   </pic:nvPicPr>
                   <pic:blipFill>
-                    <a:blip r:embed="rId6"/>
+                    <a:blip r:embed="rId7"/>
                     <a:stretch>
                       <a:fillRect/>
                     </a:stretch>
@@ -170,6 +104,103 @@
       </w:r>
     </w:p>
     <w:p/>
+    <w:p>
+      <w:pPr>
+        <w:pStyle w:val="Heading1"/>
+      </w:pPr>
+      <w:r>
+        <w:t>Useful Front End Information</w:t>
+      </w:r>
+    </w:p>
+    <w:p>
+      <w:r>
+        <w:t xml:space="preserve">Unicons: </w:t>
+      </w:r>
+      <w:hyperlink r:id="rId8" w:history="1">
+        <w:r>
+          <w:rPr>
+            <w:rStyle w:val="Hyperlink"/>
+          </w:rPr>
+          <w:t>7,000+ Icon Fonts, SVG, 3D Icons and Animated Icons with Unicons by IconScout</w:t>
+        </w:r>
+      </w:hyperlink>
+    </w:p>
+    <w:p>
+      <w:r>
+        <w:t xml:space="preserve">Google fonts: </w:t>
+      </w:r>
+      <w:hyperlink r:id="rId9" w:history="1">
+        <w:r>
+          <w:rPr>
+            <w:rStyle w:val="Hyperlink"/>
+          </w:rPr>
+          <w:t>Browse Fonts - Google Fonts</w:t>
+        </w:r>
+      </w:hyperlink>
+    </w:p>
+    <w:p>
+      <w:pPr>
+        <w:pStyle w:val="ListParagraph"/>
+        <w:numPr>
+          <w:ilvl w:val="0"/>
+          <w:numId w:val="1"/>
+        </w:numPr>
+      </w:pPr>
+      <w:r>
+        <w:t>Search desired font</w:t>
+      </w:r>
+    </w:p>
+    <w:p>
+      <w:pPr>
+        <w:pStyle w:val="ListParagraph"/>
+        <w:numPr>
+          <w:ilvl w:val="0"/>
+          <w:numId w:val="1"/>
+        </w:numPr>
+      </w:pPr>
+      <w:r>
+        <w:t>click blue button in bottom right to “add font”</w:t>
+      </w:r>
+    </w:p>
+    <w:p>
+      <w:pPr>
+        <w:pStyle w:val="ListParagraph"/>
+        <w:numPr>
+          <w:ilvl w:val="0"/>
+          <w:numId w:val="1"/>
+        </w:numPr>
+      </w:pPr>
+      <w:r>
+        <w:t>click “&lt;&gt; get embed code”</w:t>
+      </w:r>
+    </w:p>
+    <w:p>
+      <w:pPr>
+        <w:pStyle w:val="ListParagraph"/>
+        <w:numPr>
+          <w:ilvl w:val="0"/>
+          <w:numId w:val="1"/>
+        </w:numPr>
+      </w:pPr>
+      <w:r>
+        <w:t>select “@import”, and copy the code under “Embed code in the &lt;head&gt; of your html.</w:t>
+      </w:r>
+    </w:p>
+    <w:p>
+      <w:r>
+        <w:lastRenderedPageBreak/>
+        <w:t xml:space="preserve">Color styling: </w:t>
+      </w:r>
+      <w:hyperlink r:id="rId10" w:history="1">
+        <w:r>
+          <w:rPr>
+            <w:rStyle w:val="Hyperlink"/>
+          </w:rPr>
+          <w:t>Colors HSL and HSLA (w3schools.com)</w:t>
+        </w:r>
+      </w:hyperlink>
+    </w:p>
+    <w:p/>
     <w:p/>
     <w:p>
       <w:r>
@@ -185,6 +216,127 @@
     </w:sectPr>
   </w:body>
 </w:document>
+</file>
+
+<file path=word/numbering.xml><?xml version="1.0" encoding="utf-8"?>
+<w:numbering xmlns:wpc="http://schemas.microsoft.com/office/word/2010/wordprocessingCanvas" xmlns:cx="http://schemas.microsoft.com/office/drawing/2014/chartex" xmlns:cx1="http://schemas.microsoft.com/office/drawing/2015/9/8/chartex" xmlns:cx2="http://schemas.microsoft.com/office/drawing/2015/10/21/chartex" xmlns:cx3="http://schemas.microsoft.com/office/drawing/2016/5/9/chartex" xmlns:cx4="http://schemas.microsoft.com/office/drawing/2016/5/10/chartex" xmlns:cx5="http://schemas.microsoft.com/office/drawing/2016/5/11/chartex" xmlns:cx6="http://schemas.microsoft.com/office/drawing/2016/5/12/chartex" xmlns:cx7="http://schemas.microsoft.com/office/drawing/2016/5/13/chartex" xmlns:cx8="http://schemas.microsoft.com/office/drawing/2016/5/14/chartex" xmlns:mc="http://schemas.openxmlformats.org/markup-compatibility/2006" xmlns:aink="http://schemas.microsoft.com/office/drawing/2016/ink" xmlns:am3d="http://schemas.microsoft.com/office/drawing/2017/model3d" xmlns:o="urn:schemas-microsoft-com:office:office" xmlns:oel="http://schemas.microsoft.com/office/2019/extlst" xmlns:r="http://schemas.openxmlformats.org/officeDocument/2006/relationships" xmlns:m="http://schemas.openxmlformats.org/officeDocument/2006/math" xmlns:v="urn:schemas-microsoft-com:vml" xmlns:wp14="http://schemas.microsoft.com/office/word/2010/wordprocessingDrawing" xmlns:wp="http://schemas.openxmlformats.org/drawingml/2006/wordprocessingDrawing" xmlns:w10="urn:schemas-microsoft-com:office:word" xmlns:w="http://schemas.openxmlformats.org/wordprocessingml/2006/main" xmlns:w14="http://schemas.microsoft.com/office/word/2010/wordml" xmlns:w15="http://schemas.microsoft.com/office/word/2012/wordml" xmlns:w16cex="http://schemas.microsoft.com/office/word/2018/wordml/cex" xmlns:w16cid="http://schemas.microsoft.com/office/word/2016/wordml/cid" xmlns:w16="http://schemas.microsoft.com/office/word/2018/wordml" xmlns:w16du="http://schemas.microsoft.com/office/word/2023/wordml/word16du" xmlns:w16sdtdh="http://schemas.microsoft.com/office/word/2020/wordml/sdtdatahash" xmlns:w16se="http://schemas.microsoft.com/office/word/2015/wordml/symex" xmlns:wpg="http://schemas.microsoft.com/office/word/2010/wordprocessingGroup" xmlns:wpi="http://schemas.microsoft.com/office/word/2010/wordprocessingInk" xmlns:wne="http://schemas.microsoft.com/office/word/2006/wordml" xmlns:wps="http://schemas.microsoft.com/office/word/2010/wordprocessingShape" mc:Ignorable="w14 w15 w16se w16cid w16 w16cex w16sdtdh w16du wp14">
+  <w:abstractNum w:abstractNumId="0" w15:restartNumberingAfterBreak="0">
+    <w:nsid w:val="6CA37452"/>
+    <w:multiLevelType w:val="hybridMultilevel"/>
+    <w:tmpl w:val="974E395A"/>
+    <w:lvl w:ilvl="0" w:tplc="0409000F">
+      <w:start w:val="1"/>
+      <w:numFmt w:val="decimal"/>
+      <w:lvlText w:val="%1."/>
+      <w:lvlJc w:val="left"/>
+      <w:pPr>
+        <w:ind w:left="1080" w:hanging="360"/>
+      </w:pPr>
+      <w:rPr>
+        <w:rFonts w:hint="default"/>
+      </w:rPr>
+    </w:lvl>
+    <w:lvl w:ilvl="1" w:tplc="04090003" w:tentative="1">
+      <w:start w:val="1"/>
+      <w:numFmt w:val="bullet"/>
+      <w:lvlText w:val="o"/>
+      <w:lvlJc w:val="left"/>
+      <w:pPr>
+        <w:ind w:left="1800" w:hanging="360"/>
+      </w:pPr>
+      <w:rPr>
+        <w:rFonts w:ascii="Courier New" w:hAnsi="Courier New" w:cs="Courier New" w:hint="default"/>
+      </w:rPr>
+    </w:lvl>
+    <w:lvl w:ilvl="2" w:tplc="04090005" w:tentative="1">
+      <w:start w:val="1"/>
+      <w:numFmt w:val="bullet"/>
+      <w:lvlText w:val=""/>
+      <w:lvlJc w:val="left"/>
+      <w:pPr>
+        <w:ind w:left="2520" w:hanging="360"/>
+      </w:pPr>
+      <w:rPr>
+        <w:rFonts w:ascii="Wingdings" w:hAnsi="Wingdings" w:hint="default"/>
+      </w:rPr>
+    </w:lvl>
+    <w:lvl w:ilvl="3" w:tplc="04090001" w:tentative="1">
+      <w:start w:val="1"/>
+      <w:numFmt w:val="bullet"/>
+      <w:lvlText w:val=""/>
+      <w:lvlJc w:val="left"/>
+      <w:pPr>
+        <w:ind w:left="3240" w:hanging="360"/>
+      </w:pPr>
+      <w:rPr>
+        <w:rFonts w:ascii="Symbol" w:hAnsi="Symbol" w:hint="default"/>
+      </w:rPr>
+    </w:lvl>
+    <w:lvl w:ilvl="4" w:tplc="04090003" w:tentative="1">
+      <w:start w:val="1"/>
+      <w:numFmt w:val="bullet"/>
+      <w:lvlText w:val="o"/>
+      <w:lvlJc w:val="left"/>
+      <w:pPr>
+        <w:ind w:left="3960" w:hanging="360"/>
+      </w:pPr>
+      <w:rPr>
+        <w:rFonts w:ascii="Courier New" w:hAnsi="Courier New" w:cs="Courier New" w:hint="default"/>
+      </w:rPr>
+    </w:lvl>
+    <w:lvl w:ilvl="5" w:tplc="04090005" w:tentative="1">
+      <w:start w:val="1"/>
+      <w:numFmt w:val="bullet"/>
+      <w:lvlText w:val=""/>
+      <w:lvlJc w:val="left"/>
+      <w:pPr>
+        <w:ind w:left="4680" w:hanging="360"/>
+      </w:pPr>
+      <w:rPr>
+        <w:rFonts w:ascii="Wingdings" w:hAnsi="Wingdings" w:hint="default"/>
+      </w:rPr>
+    </w:lvl>
+    <w:lvl w:ilvl="6" w:tplc="04090001" w:tentative="1">
+      <w:start w:val="1"/>
+      <w:numFmt w:val="bullet"/>
+      <w:lvlText w:val=""/>
+      <w:lvlJc w:val="left"/>
+      <w:pPr>
+        <w:ind w:left="5400" w:hanging="360"/>
+      </w:pPr>
+      <w:rPr>
+        <w:rFonts w:ascii="Symbol" w:hAnsi="Symbol" w:hint="default"/>
+      </w:rPr>
+    </w:lvl>
+    <w:lvl w:ilvl="7" w:tplc="04090003" w:tentative="1">
+      <w:start w:val="1"/>
+      <w:numFmt w:val="bullet"/>
+      <w:lvlText w:val="o"/>
+      <w:lvlJc w:val="left"/>
+      <w:pPr>
+        <w:ind w:left="6120" w:hanging="360"/>
+      </w:pPr>
+      <w:rPr>
+        <w:rFonts w:ascii="Courier New" w:hAnsi="Courier New" w:cs="Courier New" w:hint="default"/>
+      </w:rPr>
+    </w:lvl>
+    <w:lvl w:ilvl="8" w:tplc="04090005" w:tentative="1">
+      <w:start w:val="1"/>
+      <w:numFmt w:val="bullet"/>
+      <w:lvlText w:val=""/>
+      <w:lvlJc w:val="left"/>
+      <w:pPr>
+        <w:ind w:left="6840" w:hanging="360"/>
+      </w:pPr>
+      <w:rPr>
+        <w:rFonts w:ascii="Wingdings" w:hAnsi="Wingdings" w:hint="default"/>
+      </w:rPr>
+    </w:lvl>
+  </w:abstractNum>
+  <w:num w:numId="1" w16cid:durableId="429201848">
+    <w:abstractNumId w:val="0"/>
+  </w:num>
+</w:numbering>
 </file>
 
 <file path=word/styles.xml><?xml version="1.0" encoding="utf-8"?>
@@ -1116,6 +1268,18 @@
       <w:u w:val="single"/>
     </w:rPr>
   </w:style>
+  <w:style w:type="character" w:styleId="FollowedHyperlink">
+    <w:name w:val="FollowedHyperlink"/>
+    <w:basedOn w:val="DefaultParagraphFont"/>
+    <w:uiPriority w:val="99"/>
+    <w:semiHidden/>
+    <w:unhideWhenUsed/>
+    <w:rsid w:val="00E53318"/>
+    <w:rPr>
+      <w:color w:val="96607D" w:themeColor="followedHyperlink"/>
+      <w:u w:val="single"/>
+    </w:rPr>
+  </w:style>
 </w:styles>
 </file>
 
